--- a/Exhibit 12.5_GovGuard User Summary_TC.docx
+++ b/Exhibit 12.5_GovGuard User Summary_TC.docx
@@ -39,7 +39,7 @@
           <w:color w:val="555566"/>
           <w:sz w:val="20"/>
         </w:rPr>
-        <w:t xml:space="preserve">Exhibit 12.5  ·  </w:t>
+        <w:t xml:space="preserve">Exhibit 28  ·  </w:t>
       </w:r>
       <w:del w:id="0" w:author="NIW Review Tracker" w:date="2026-06-15T00:00:00Z">
         <w:r>
